--- a/40_AWS/04_修正依頼/Ksm_aws_012_改修依頼書_セキュリティ改修_ja_vi.docx
+++ b/40_AWS/04_修正依頼/Ksm_aws_012_改修依頼書_セキュリティ改修_ja_vi.docx
@@ -858,6 +858,128 @@
                 <w:szCs w:val="18"/>
               </w:rPr>
               <w:t xml:space="preserve">初版作成（外部アクセスリスク調査結果に基づく改修依頼）</w:t>
+            </w:r>
+          </w:p>
+        </w:tc>
+      </w:tr>
+      <w:tr>
+        <w:tc>
+          <w:tcPr>
+            <w:tcW w:type="dxa" w:w="756"/>
+            <w:tcBorders>
+              <w:top w:val="single" w:color="CCCCCC" w:sz="4"/>
+              <w:left w:val="single" w:color="CCCCCC" w:sz="4"/>
+              <w:bottom w:val="single" w:color="CCCCCC" w:sz="4"/>
+              <w:right w:val="single" w:color="CCCCCC" w:sz="4"/>
+            </w:tcBorders>
+            <w:shd w:fill="F5F5F5" w:val="clear"/>
+            <w:tcMar>
+              <w:top w:type="dxa" w:w="60"/>
+              <w:left w:type="dxa" w:w="100"/>
+              <w:bottom w:type="dxa" w:w="60"/>
+              <w:right w:type="dxa" w:w="100"/>
+            </w:tcMar>
+          </w:tcPr>
+          <w:p>
+            <w:pPr>
+              <w:spacing w:before="0" w:after="0"/>
+            </w:pPr>
+            <w:r>
+              <w:rPr>
+                <w:sz w:val="18"/>
+                <w:szCs w:val="18"/>
+              </w:rPr>
+              <w:t>0.2</w:t>
+            </w:r>
+          </w:p>
+        </w:tc>
+        <w:tc>
+          <w:tcPr>
+            <w:tcW w:type="dxa" w:w="1512"/>
+            <w:tcBorders>
+              <w:top w:val="single" w:color="CCCCCC" w:sz="4"/>
+              <w:left w:val="single" w:color="CCCCCC" w:sz="4"/>
+              <w:bottom w:val="single" w:color="CCCCCC" w:sz="4"/>
+              <w:right w:val="single" w:color="CCCCCC" w:sz="4"/>
+            </w:tcBorders>
+            <w:shd w:fill="F5F5F5" w:val="clear"/>
+            <w:tcMar>
+              <w:top w:type="dxa" w:w="60"/>
+              <w:left w:type="dxa" w:w="100"/>
+              <w:bottom w:type="dxa" w:w="60"/>
+              <w:right w:type="dxa" w:w="100"/>
+            </w:tcMar>
+          </w:tcPr>
+          <w:p>
+            <w:pPr>
+              <w:spacing w:before="0" w:after="0"/>
+            </w:pPr>
+            <w:r>
+              <w:rPr>
+                <w:sz w:val="18"/>
+                <w:szCs w:val="18"/>
+              </w:rPr>
+              <w:t>2026/03/11</w:t>
+            </w:r>
+          </w:p>
+        </w:tc>
+        <w:tc>
+          <w:tcPr>
+            <w:tcW w:type="dxa" w:w="1890"/>
+            <w:tcBorders>
+              <w:top w:val="single" w:color="CCCCCC" w:sz="4"/>
+              <w:left w:val="single" w:color="CCCCCC" w:sz="4"/>
+              <w:bottom w:val="single" w:color="CCCCCC" w:sz="4"/>
+              <w:right w:val="single" w:color="CCCCCC" w:sz="4"/>
+            </w:tcBorders>
+            <w:shd w:fill="F5F5F5" w:val="clear"/>
+            <w:tcMar>
+              <w:top w:type="dxa" w:w="60"/>
+              <w:left w:type="dxa" w:w="100"/>
+              <w:bottom w:type="dxa" w:w="60"/>
+              <w:right w:type="dxa" w:w="100"/>
+            </w:tcMar>
+          </w:tcPr>
+          <w:p>
+            <w:pPr>
+              <w:spacing w:before="0" w:after="0"/>
+            </w:pPr>
+            <w:r>
+              <w:rPr>
+                <w:sz w:val="18"/>
+                <w:szCs w:val="18"/>
+              </w:rPr>
+              <w:t>Thanh Nguyên</w:t>
+            </w:r>
+          </w:p>
+        </w:tc>
+        <w:tc>
+          <w:tcPr>
+            <w:tcW w:type="dxa" w:w="4346"/>
+            <w:tcBorders>
+              <w:top w:val="single" w:color="CCCCCC" w:sz="4"/>
+              <w:left w:val="single" w:color="CCCCCC" w:sz="4"/>
+              <w:bottom w:val="single" w:color="CCCCCC" w:sz="4"/>
+              <w:right w:val="single" w:color="CCCCCC" w:sz="4"/>
+            </w:tcBorders>
+            <w:shd w:fill="F5F5F5" w:val="clear"/>
+            <w:tcMar>
+              <w:top w:type="dxa" w:w="60"/>
+              <w:left w:type="dxa" w:w="100"/>
+              <w:bottom w:type="dxa" w:w="60"/>
+              <w:right w:type="dxa" w:w="100"/>
+            </w:tcMar>
+          </w:tcPr>
+          <w:p>
+            <w:pPr>
+              <w:spacing w:before="0" w:after="0"/>
+            </w:pPr>
+            <w:r>
+              <w:rPr>
+                <w:sz w:val="18"/>
+                <w:szCs w:val="18"/>
+              </w:rPr>
+              <w:t>2026-03-11 STG調査結果に基づきNo.17〜30を追加</w:t>
             </w:r>
           </w:p>
         </w:tc>
@@ -3761,6 +3883,2134 @@
                 <w:szCs w:val="18"/>
               </w:rPr>
               <w:t xml:space="preserve">⚠️近日</w:t>
+            </w:r>
+          </w:p>
+        </w:tc>
+      </w:tr>
+      <w:tr>
+        <w:tc>
+          <w:tcPr>
+            <w:tcW w:type="dxa" w:w="500"/>
+            <w:tcBorders>
+              <w:top w:val="single" w:color="CCCCCC" w:sz="4"/>
+              <w:left w:val="single" w:color="CCCCCC" w:sz="4"/>
+              <w:bottom w:val="single" w:color="CCCCCC" w:sz="4"/>
+              <w:right w:val="single" w:color="CCCCCC" w:sz="4"/>
+            </w:tcBorders>
+            <w:shd w:fill="FAFAFA" w:val="clear"/>
+            <w:tcMar>
+              <w:top w:type="dxa" w:w="60"/>
+              <w:left w:type="dxa" w:w="100"/>
+              <w:bottom w:type="dxa" w:w="60"/>
+              <w:right w:type="dxa" w:w="100"/>
+            </w:tcMar>
+          </w:tcPr>
+          <w:p>
+            <w:pPr>
+              <w:spacing w:before="0" w:after="0"/>
+            </w:pPr>
+            <w:r>
+              <w:rPr>
+                <w:sz w:val="18"/>
+                <w:szCs w:val="18"/>
+              </w:rPr>
+              <w:t>17</w:t>
+            </w:r>
+          </w:p>
+        </w:tc>
+        <w:tc>
+          <w:tcPr>
+            <w:tcW w:type="dxa" w:w="1800"/>
+            <w:tcBorders>
+              <w:top w:val="single" w:color="CCCCCC" w:sz="4"/>
+              <w:left w:val="single" w:color="CCCCCC" w:sz="4"/>
+              <w:bottom w:val="single" w:color="CCCCCC" w:sz="4"/>
+              <w:right w:val="single" w:color="CCCCCC" w:sz="4"/>
+            </w:tcBorders>
+            <w:shd w:fill="FAFAFA" w:val="clear"/>
+            <w:tcMar>
+              <w:top w:type="dxa" w:w="60"/>
+              <w:left w:type="dxa" w:w="100"/>
+              <w:bottom w:type="dxa" w:w="60"/>
+              <w:right w:type="dxa" w:w="100"/>
+            </w:tcMar>
+          </w:tcPr>
+          <w:p>
+            <w:pPr>
+              <w:spacing w:before="0" w:after="0"/>
+            </w:pPr>
+            <w:r>
+              <w:rPr>
+                <w:sz w:val="18"/>
+                <w:szCs w:val="18"/>
+              </w:rPr>
+              <w:t>EventBridge別アカウント参照修正(STG)</w:t>
+            </w:r>
+          </w:p>
+        </w:tc>
+        <w:tc>
+          <w:tcPr>
+            <w:tcW w:type="dxa" w:w="3200"/>
+            <w:tcBorders>
+              <w:top w:val="single" w:color="CCCCCC" w:sz="4"/>
+              <w:left w:val="single" w:color="CCCCCC" w:sz="4"/>
+              <w:bottom w:val="single" w:color="CCCCCC" w:sz="4"/>
+              <w:right w:val="single" w:color="CCCCCC" w:sz="4"/>
+            </w:tcBorders>
+            <w:shd w:fill="FAFAFA" w:val="clear"/>
+            <w:tcMar>
+              <w:top w:type="dxa" w:w="60"/>
+              <w:left w:type="dxa" w:w="100"/>
+              <w:bottom w:type="dxa" w:w="60"/>
+              <w:right w:type="dxa" w:w="100"/>
+            </w:tcMar>
+          </w:tcPr>
+          <w:p>
+            <w:pPr>
+              <w:spacing w:before="0" w:after="0"/>
+            </w:pPr>
+            <w:r>
+              <w:rPr>
+                <w:sz w:val="18"/>
+                <w:szCs w:val="18"/>
+              </w:rPr>
+              <w:t>eb-rule-copy-backup-sgが別アカウント(posspk)のLambdaを参照。同アカウントに修正</w:t>
+            </w:r>
+          </w:p>
+        </w:tc>
+        <w:tc>
+          <w:tcPr>
+            <w:tcW w:type="dxa" w:w="1500"/>
+            <w:tcBorders>
+              <w:top w:val="single" w:color="CCCCCC" w:sz="4"/>
+              <w:left w:val="single" w:color="CCCCCC" w:sz="4"/>
+              <w:bottom w:val="single" w:color="CCCCCC" w:sz="4"/>
+              <w:right w:val="single" w:color="CCCCCC" w:sz="4"/>
+            </w:tcBorders>
+            <w:shd w:fill="FAFAFA" w:val="clear"/>
+            <w:tcMar>
+              <w:top w:type="dxa" w:w="60"/>
+              <w:left w:type="dxa" w:w="100"/>
+              <w:bottom w:type="dxa" w:w="60"/>
+              <w:right w:type="dxa" w:w="100"/>
+            </w:tcMar>
+          </w:tcPr>
+          <w:p>
+            <w:pPr>
+              <w:spacing w:before="0" w:after="0"/>
+            </w:pPr>
+            <w:r>
+              <w:rPr>
+                <w:sz w:val="18"/>
+                <w:szCs w:val="18"/>
+              </w:rPr>
+              <w:t>高</w:t>
+            </w:r>
+          </w:p>
+        </w:tc>
+        <w:tc>
+          <w:tcPr>
+            <w:tcW w:type="dxa" w:w="1504"/>
+            <w:tcBorders>
+              <w:top w:val="single" w:color="CCCCCC" w:sz="4"/>
+              <w:left w:val="single" w:color="CCCCCC" w:sz="4"/>
+              <w:bottom w:val="single" w:color="CCCCCC" w:sz="4"/>
+              <w:right w:val="single" w:color="CCCCCC" w:sz="4"/>
+            </w:tcBorders>
+            <w:shd w:fill="FAFAFA" w:val="clear"/>
+            <w:tcMar>
+              <w:top w:type="dxa" w:w="60"/>
+              <w:left w:type="dxa" w:w="100"/>
+              <w:bottom w:type="dxa" w:w="60"/>
+              <w:right w:type="dxa" w:w="100"/>
+            </w:tcMar>
+          </w:tcPr>
+          <w:p>
+            <w:pPr>
+              <w:spacing w:before="0" w:after="0"/>
+            </w:pPr>
+            <w:r>
+              <w:rPr>
+                <w:sz w:val="18"/>
+                <w:szCs w:val="18"/>
+              </w:rPr>
+              <w:t>🔴緊急</w:t>
+            </w:r>
+          </w:p>
+        </w:tc>
+      </w:tr>
+      <w:tr>
+        <w:tc>
+          <w:tcPr>
+            <w:tcW w:type="dxa" w:w="500"/>
+            <w:tcBorders>
+              <w:top w:val="single" w:color="CCCCCC" w:sz="4"/>
+              <w:left w:val="single" w:color="CCCCCC" w:sz="4"/>
+              <w:bottom w:val="single" w:color="CCCCCC" w:sz="4"/>
+              <w:right w:val="single" w:color="CCCCCC" w:sz="4"/>
+            </w:tcBorders>
+            <w:shd w:fill="FAFAFA" w:val="clear"/>
+            <w:tcMar>
+              <w:top w:type="dxa" w:w="60"/>
+              <w:left w:type="dxa" w:w="100"/>
+              <w:bottom w:type="dxa" w:w="60"/>
+              <w:right w:type="dxa" w:w="100"/>
+            </w:tcMar>
+          </w:tcPr>
+          <w:p>
+            <w:pPr>
+              <w:spacing w:before="0" w:after="0"/>
+            </w:pPr>
+            <w:r>
+              <w:rPr>
+                <w:sz w:val="18"/>
+                <w:szCs w:val="18"/>
+              </w:rPr>
+              <w:t>18</w:t>
+            </w:r>
+          </w:p>
+        </w:tc>
+        <w:tc>
+          <w:tcPr>
+            <w:tcW w:type="dxa" w:w="1800"/>
+            <w:tcBorders>
+              <w:top w:val="single" w:color="CCCCCC" w:sz="4"/>
+              <w:left w:val="single" w:color="CCCCCC" w:sz="4"/>
+              <w:bottom w:val="single" w:color="CCCCCC" w:sz="4"/>
+              <w:right w:val="single" w:color="CCCCCC" w:sz="4"/>
+            </w:tcBorders>
+            <w:shd w:fill="FAFAFA" w:val="clear"/>
+            <w:tcMar>
+              <w:top w:type="dxa" w:w="60"/>
+              <w:left w:type="dxa" w:w="100"/>
+              <w:bottom w:type="dxa" w:w="60"/>
+              <w:right w:type="dxa" w:w="100"/>
+            </w:tcMar>
+          </w:tcPr>
+          <w:p>
+            <w:pPr>
+              <w:spacing w:before="0" w:after="0"/>
+            </w:pPr>
+            <w:r>
+              <w:rPr>
+                <w:sz w:val="18"/>
+                <w:szCs w:val="18"/>
+              </w:rPr>
+              <w:t>OpenVPN IPプール重複修正(STG)</w:t>
+            </w:r>
+          </w:p>
+        </w:tc>
+        <w:tc>
+          <w:tcPr>
+            <w:tcW w:type="dxa" w:w="3200"/>
+            <w:tcBorders>
+              <w:top w:val="single" w:color="CCCCCC" w:sz="4"/>
+              <w:left w:val="single" w:color="CCCCCC" w:sz="4"/>
+              <w:bottom w:val="single" w:color="CCCCCC" w:sz="4"/>
+              <w:right w:val="single" w:color="CCCCCC" w:sz="4"/>
+            </w:tcBorders>
+            <w:shd w:fill="FAFAFA" w:val="clear"/>
+            <w:tcMar>
+              <w:top w:type="dxa" w:w="60"/>
+              <w:left w:type="dxa" w:w="100"/>
+              <w:bottom w:type="dxa" w:w="60"/>
+              <w:right w:type="dxa" w:w="100"/>
+            </w:tcMar>
+          </w:tcPr>
+          <w:p>
+            <w:pPr>
+              <w:spacing w:before="0" w:after="0"/>
+            </w:pPr>
+            <w:r>
+              <w:rPr>
+                <w:sz w:val="18"/>
+                <w:szCs w:val="18"/>
+              </w:rPr>
+              <w:t>bastion OpenVPN server 10.239.2.128/25がprivate-1aサブネットと完全重複。IP競合リスク</w:t>
+            </w:r>
+          </w:p>
+        </w:tc>
+        <w:tc>
+          <w:tcPr>
+            <w:tcW w:type="dxa" w:w="1500"/>
+            <w:tcBorders>
+              <w:top w:val="single" w:color="CCCCCC" w:sz="4"/>
+              <w:left w:val="single" w:color="CCCCCC" w:sz="4"/>
+              <w:bottom w:val="single" w:color="CCCCCC" w:sz="4"/>
+              <w:right w:val="single" w:color="CCCCCC" w:sz="4"/>
+            </w:tcBorders>
+            <w:shd w:fill="FAFAFA" w:val="clear"/>
+            <w:tcMar>
+              <w:top w:type="dxa" w:w="60"/>
+              <w:left w:type="dxa" w:w="100"/>
+              <w:bottom w:type="dxa" w:w="60"/>
+              <w:right w:type="dxa" w:w="100"/>
+            </w:tcMar>
+          </w:tcPr>
+          <w:p>
+            <w:pPr>
+              <w:spacing w:before="0" w:after="0"/>
+            </w:pPr>
+            <w:r>
+              <w:rPr>
+                <w:sz w:val="18"/>
+                <w:szCs w:val="18"/>
+              </w:rPr>
+              <w:t>高</w:t>
+            </w:r>
+          </w:p>
+        </w:tc>
+        <w:tc>
+          <w:tcPr>
+            <w:tcW w:type="dxa" w:w="1504"/>
+            <w:tcBorders>
+              <w:top w:val="single" w:color="CCCCCC" w:sz="4"/>
+              <w:left w:val="single" w:color="CCCCCC" w:sz="4"/>
+              <w:bottom w:val="single" w:color="CCCCCC" w:sz="4"/>
+              <w:right w:val="single" w:color="CCCCCC" w:sz="4"/>
+            </w:tcBorders>
+            <w:shd w:fill="FAFAFA" w:val="clear"/>
+            <w:tcMar>
+              <w:top w:type="dxa" w:w="60"/>
+              <w:left w:type="dxa" w:w="100"/>
+              <w:bottom w:type="dxa" w:w="60"/>
+              <w:right w:type="dxa" w:w="100"/>
+            </w:tcMar>
+          </w:tcPr>
+          <w:p>
+            <w:pPr>
+              <w:spacing w:before="0" w:after="0"/>
+            </w:pPr>
+            <w:r>
+              <w:rPr>
+                <w:sz w:val="18"/>
+                <w:szCs w:val="18"/>
+              </w:rPr>
+              <w:t>🔴緊急</w:t>
+            </w:r>
+          </w:p>
+        </w:tc>
+      </w:tr>
+      <w:tr>
+        <w:tc>
+          <w:tcPr>
+            <w:tcW w:type="dxa" w:w="500"/>
+            <w:tcBorders>
+              <w:top w:val="single" w:color="CCCCCC" w:sz="4"/>
+              <w:left w:val="single" w:color="CCCCCC" w:sz="4"/>
+              <w:bottom w:val="single" w:color="CCCCCC" w:sz="4"/>
+              <w:right w:val="single" w:color="CCCCCC" w:sz="4"/>
+            </w:tcBorders>
+            <w:shd w:fill="FAFAFA" w:val="clear"/>
+            <w:tcMar>
+              <w:top w:type="dxa" w:w="60"/>
+              <w:left w:type="dxa" w:w="100"/>
+              <w:bottom w:type="dxa" w:w="60"/>
+              <w:right w:type="dxa" w:w="100"/>
+            </w:tcMar>
+          </w:tcPr>
+          <w:p>
+            <w:pPr>
+              <w:spacing w:before="0" w:after="0"/>
+            </w:pPr>
+            <w:r>
+              <w:rPr>
+                <w:sz w:val="18"/>
+                <w:szCs w:val="18"/>
+              </w:rPr>
+              <w:t>19</w:t>
+            </w:r>
+          </w:p>
+        </w:tc>
+        <w:tc>
+          <w:tcPr>
+            <w:tcW w:type="dxa" w:w="1800"/>
+            <w:tcBorders>
+              <w:top w:val="single" w:color="CCCCCC" w:sz="4"/>
+              <w:left w:val="single" w:color="CCCCCC" w:sz="4"/>
+              <w:bottom w:val="single" w:color="CCCCCC" w:sz="4"/>
+              <w:right w:val="single" w:color="CCCCCC" w:sz="4"/>
+            </w:tcBorders>
+            <w:shd w:fill="FAFAFA" w:val="clear"/>
+            <w:tcMar>
+              <w:top w:type="dxa" w:w="60"/>
+              <w:left w:type="dxa" w:w="100"/>
+              <w:bottom w:type="dxa" w:w="60"/>
+              <w:right w:type="dxa" w:w="100"/>
+            </w:tcMar>
+          </w:tcPr>
+          <w:p>
+            <w:pPr>
+              <w:spacing w:before="0" w:after="0"/>
+            </w:pPr>
+            <w:r>
+              <w:rPr>
+                <w:sz w:val="18"/>
+                <w:szCs w:val="18"/>
+              </w:rPr>
+              <w:t>web-be rootアプリ実行修正(STG)</w:t>
+            </w:r>
+          </w:p>
+        </w:tc>
+        <w:tc>
+          <w:tcPr>
+            <w:tcW w:type="dxa" w:w="3200"/>
+            <w:tcBorders>
+              <w:top w:val="single" w:color="CCCCCC" w:sz="4"/>
+              <w:left w:val="single" w:color="CCCCCC" w:sz="4"/>
+              <w:bottom w:val="single" w:color="CCCCCC" w:sz="4"/>
+              <w:right w:val="single" w:color="CCCCCC" w:sz="4"/>
+            </w:tcBorders>
+            <w:shd w:fill="FAFAFA" w:val="clear"/>
+            <w:tcMar>
+              <w:top w:type="dxa" w:w="60"/>
+              <w:left w:type="dxa" w:w="100"/>
+              <w:bottom w:type="dxa" w:w="60"/>
+              <w:right w:type="dxa" w:w="100"/>
+            </w:tcMar>
+          </w:tcPr>
+          <w:p>
+            <w:pPr>
+              <w:spacing w:before="0" w:after="0"/>
+            </w:pPr>
+            <w:r>
+              <w:rPr>
+                <w:sz w:val="18"/>
+                <w:szCs w:val="18"/>
+              </w:rPr>
+              <w:t>ishida-20251217-1.jarをrootで実行中。専用ユーザーでの実行に変更</w:t>
+            </w:r>
+          </w:p>
+        </w:tc>
+        <w:tc>
+          <w:tcPr>
+            <w:tcW w:type="dxa" w:w="1500"/>
+            <w:tcBorders>
+              <w:top w:val="single" w:color="CCCCCC" w:sz="4"/>
+              <w:left w:val="single" w:color="CCCCCC" w:sz="4"/>
+              <w:bottom w:val="single" w:color="CCCCCC" w:sz="4"/>
+              <w:right w:val="single" w:color="CCCCCC" w:sz="4"/>
+            </w:tcBorders>
+            <w:shd w:fill="FAFAFA" w:val="clear"/>
+            <w:tcMar>
+              <w:top w:type="dxa" w:w="60"/>
+              <w:left w:type="dxa" w:w="100"/>
+              <w:bottom w:type="dxa" w:w="60"/>
+              <w:right w:type="dxa" w:w="100"/>
+            </w:tcMar>
+          </w:tcPr>
+          <w:p>
+            <w:pPr>
+              <w:spacing w:before="0" w:after="0"/>
+            </w:pPr>
+            <w:r>
+              <w:rPr>
+                <w:sz w:val="18"/>
+                <w:szCs w:val="18"/>
+              </w:rPr>
+              <w:t>高</w:t>
+            </w:r>
+          </w:p>
+        </w:tc>
+        <w:tc>
+          <w:tcPr>
+            <w:tcW w:type="dxa" w:w="1504"/>
+            <w:tcBorders>
+              <w:top w:val="single" w:color="CCCCCC" w:sz="4"/>
+              <w:left w:val="single" w:color="CCCCCC" w:sz="4"/>
+              <w:bottom w:val="single" w:color="CCCCCC" w:sz="4"/>
+              <w:right w:val="single" w:color="CCCCCC" w:sz="4"/>
+            </w:tcBorders>
+            <w:shd w:fill="FAFAFA" w:val="clear"/>
+            <w:tcMar>
+              <w:top w:type="dxa" w:w="60"/>
+              <w:left w:type="dxa" w:w="100"/>
+              <w:bottom w:type="dxa" w:w="60"/>
+              <w:right w:type="dxa" w:w="100"/>
+            </w:tcMar>
+          </w:tcPr>
+          <w:p>
+            <w:pPr>
+              <w:spacing w:before="0" w:after="0"/>
+            </w:pPr>
+            <w:r>
+              <w:rPr>
+                <w:sz w:val="18"/>
+                <w:szCs w:val="18"/>
+              </w:rPr>
+              <w:t>🔴緊急</w:t>
+            </w:r>
+          </w:p>
+        </w:tc>
+      </w:tr>
+      <w:tr>
+        <w:tc>
+          <w:tcPr>
+            <w:tcW w:type="dxa" w:w="500"/>
+            <w:tcBorders>
+              <w:top w:val="single" w:color="CCCCCC" w:sz="4"/>
+              <w:left w:val="single" w:color="CCCCCC" w:sz="4"/>
+              <w:bottom w:val="single" w:color="CCCCCC" w:sz="4"/>
+              <w:right w:val="single" w:color="CCCCCC" w:sz="4"/>
+            </w:tcBorders>
+            <w:shd w:fill="FAFAFA" w:val="clear"/>
+            <w:tcMar>
+              <w:top w:type="dxa" w:w="60"/>
+              <w:left w:type="dxa" w:w="100"/>
+              <w:bottom w:type="dxa" w:w="60"/>
+              <w:right w:type="dxa" w:w="100"/>
+            </w:tcMar>
+          </w:tcPr>
+          <w:p>
+            <w:pPr>
+              <w:spacing w:before="0" w:after="0"/>
+            </w:pPr>
+            <w:r>
+              <w:rPr>
+                <w:sz w:val="18"/>
+                <w:szCs w:val="18"/>
+              </w:rPr>
+              <w:t>20</w:t>
+            </w:r>
+          </w:p>
+        </w:tc>
+        <w:tc>
+          <w:tcPr>
+            <w:tcW w:type="dxa" w:w="1800"/>
+            <w:tcBorders>
+              <w:top w:val="single" w:color="CCCCCC" w:sz="4"/>
+              <w:left w:val="single" w:color="CCCCCC" w:sz="4"/>
+              <w:bottom w:val="single" w:color="CCCCCC" w:sz="4"/>
+              <w:right w:val="single" w:color="CCCCCC" w:sz="4"/>
+            </w:tcBorders>
+            <w:shd w:fill="FAFAFA" w:val="clear"/>
+            <w:tcMar>
+              <w:top w:type="dxa" w:w="60"/>
+              <w:left w:type="dxa" w:w="100"/>
+              <w:bottom w:type="dxa" w:w="60"/>
+              <w:right w:type="dxa" w:w="100"/>
+            </w:tcMar>
+          </w:tcPr>
+          <w:p>
+            <w:pPr>
+              <w:spacing w:before="0" w:after="0"/>
+            </w:pPr>
+            <w:r>
+              <w:rPr>
+                <w:sz w:val="18"/>
+                <w:szCs w:val="18"/>
+              </w:rPr>
+              <w:t>giftcard IAMプロファイル分離(STG)</w:t>
+            </w:r>
+          </w:p>
+        </w:tc>
+        <w:tc>
+          <w:tcPr>
+            <w:tcW w:type="dxa" w:w="3200"/>
+            <w:tcBorders>
+              <w:top w:val="single" w:color="CCCCCC" w:sz="4"/>
+              <w:left w:val="single" w:color="CCCCCC" w:sz="4"/>
+              <w:bottom w:val="single" w:color="CCCCCC" w:sz="4"/>
+              <w:right w:val="single" w:color="CCCCCC" w:sz="4"/>
+            </w:tcBorders>
+            <w:shd w:fill="FAFAFA" w:val="clear"/>
+            <w:tcMar>
+              <w:top w:type="dxa" w:w="60"/>
+              <w:left w:type="dxa" w:w="100"/>
+              <w:bottom w:type="dxa" w:w="60"/>
+              <w:right w:type="dxa" w:w="100"/>
+            </w:tcMar>
+          </w:tcPr>
+          <w:p>
+            <w:pPr>
+              <w:spacing w:before="0" w:after="0"/>
+            </w:pPr>
+            <w:r>
+              <w:rPr>
+                <w:sz w:val="18"/>
+                <w:szCs w:val="18"/>
+              </w:rPr>
+              <w:t>giftcard EC2がweb-beと同一IAMプロファイルを共用。専用ロール作成</w:t>
+            </w:r>
+          </w:p>
+        </w:tc>
+        <w:tc>
+          <w:tcPr>
+            <w:tcW w:type="dxa" w:w="1500"/>
+            <w:tcBorders>
+              <w:top w:val="single" w:color="CCCCCC" w:sz="4"/>
+              <w:left w:val="single" w:color="CCCCCC" w:sz="4"/>
+              <w:bottom w:val="single" w:color="CCCCCC" w:sz="4"/>
+              <w:right w:val="single" w:color="CCCCCC" w:sz="4"/>
+            </w:tcBorders>
+            <w:shd w:fill="FAFAFA" w:val="clear"/>
+            <w:tcMar>
+              <w:top w:type="dxa" w:w="60"/>
+              <w:left w:type="dxa" w:w="100"/>
+              <w:bottom w:type="dxa" w:w="60"/>
+              <w:right w:type="dxa" w:w="100"/>
+            </w:tcMar>
+          </w:tcPr>
+          <w:p>
+            <w:pPr>
+              <w:spacing w:before="0" w:after="0"/>
+            </w:pPr>
+            <w:r>
+              <w:rPr>
+                <w:sz w:val="18"/>
+                <w:szCs w:val="18"/>
+              </w:rPr>
+              <w:t>中</w:t>
+            </w:r>
+          </w:p>
+        </w:tc>
+        <w:tc>
+          <w:tcPr>
+            <w:tcW w:type="dxa" w:w="1504"/>
+            <w:tcBorders>
+              <w:top w:val="single" w:color="CCCCCC" w:sz="4"/>
+              <w:left w:val="single" w:color="CCCCCC" w:sz="4"/>
+              <w:bottom w:val="single" w:color="CCCCCC" w:sz="4"/>
+              <w:right w:val="single" w:color="CCCCCC" w:sz="4"/>
+            </w:tcBorders>
+            <w:shd w:fill="FAFAFA" w:val="clear"/>
+            <w:tcMar>
+              <w:top w:type="dxa" w:w="60"/>
+              <w:left w:type="dxa" w:w="100"/>
+              <w:bottom w:type="dxa" w:w="60"/>
+              <w:right w:type="dxa" w:w="100"/>
+            </w:tcMar>
+          </w:tcPr>
+          <w:p>
+            <w:pPr>
+              <w:spacing w:before="0" w:after="0"/>
+            </w:pPr>
+            <w:r>
+              <w:rPr>
+                <w:sz w:val="18"/>
+                <w:szCs w:val="18"/>
+              </w:rPr>
+              <w:t>⚠️近日</w:t>
+            </w:r>
+          </w:p>
+        </w:tc>
+      </w:tr>
+      <w:tr>
+        <w:tc>
+          <w:tcPr>
+            <w:tcW w:type="dxa" w:w="500"/>
+            <w:tcBorders>
+              <w:top w:val="single" w:color="CCCCCC" w:sz="4"/>
+              <w:left w:val="single" w:color="CCCCCC" w:sz="4"/>
+              <w:bottom w:val="single" w:color="CCCCCC" w:sz="4"/>
+              <w:right w:val="single" w:color="CCCCCC" w:sz="4"/>
+            </w:tcBorders>
+            <w:shd w:fill="FAFAFA" w:val="clear"/>
+            <w:tcMar>
+              <w:top w:type="dxa" w:w="60"/>
+              <w:left w:type="dxa" w:w="100"/>
+              <w:bottom w:type="dxa" w:w="60"/>
+              <w:right w:type="dxa" w:w="100"/>
+            </w:tcMar>
+          </w:tcPr>
+          <w:p>
+            <w:pPr>
+              <w:spacing w:before="0" w:after="0"/>
+            </w:pPr>
+            <w:r>
+              <w:rPr>
+                <w:sz w:val="18"/>
+                <w:szCs w:val="18"/>
+              </w:rPr>
+              <w:t>21</w:t>
+            </w:r>
+          </w:p>
+        </w:tc>
+        <w:tc>
+          <w:tcPr>
+            <w:tcW w:type="dxa" w:w="1800"/>
+            <w:tcBorders>
+              <w:top w:val="single" w:color="CCCCCC" w:sz="4"/>
+              <w:left w:val="single" w:color="CCCCCC" w:sz="4"/>
+              <w:bottom w:val="single" w:color="CCCCCC" w:sz="4"/>
+              <w:right w:val="single" w:color="CCCCCC" w:sz="4"/>
+            </w:tcBorders>
+            <w:shd w:fill="FAFAFA" w:val="clear"/>
+            <w:tcMar>
+              <w:top w:type="dxa" w:w="60"/>
+              <w:left w:type="dxa" w:w="100"/>
+              <w:bottom w:type="dxa" w:w="60"/>
+              <w:right w:type="dxa" w:w="100"/>
+            </w:tcMar>
+          </w:tcPr>
+          <w:p>
+            <w:pPr>
+              <w:spacing w:before="0" w:after="0"/>
+            </w:pPr>
+            <w:r>
+              <w:rPr>
+                <w:sz w:val="18"/>
+                <w:szCs w:val="18"/>
+              </w:rPr>
+              <w:t>SFTP秘密鍵更新(STG)</w:t>
+            </w:r>
+          </w:p>
+        </w:tc>
+        <w:tc>
+          <w:tcPr>
+            <w:tcW w:type="dxa" w:w="3200"/>
+            <w:tcBorders>
+              <w:top w:val="single" w:color="CCCCCC" w:sz="4"/>
+              <w:left w:val="single" w:color="CCCCCC" w:sz="4"/>
+              <w:bottom w:val="single" w:color="CCCCCC" w:sz="4"/>
+              <w:right w:val="single" w:color="CCCCCC" w:sz="4"/>
+            </w:tcBorders>
+            <w:shd w:fill="FAFAFA" w:val="clear"/>
+            <w:tcMar>
+              <w:top w:type="dxa" w:w="60"/>
+              <w:left w:type="dxa" w:w="100"/>
+              <w:bottom w:type="dxa" w:w="60"/>
+              <w:right w:type="dxa" w:w="100"/>
+            </w:tcMar>
+          </w:tcPr>
+          <w:p>
+            <w:pPr>
+              <w:spacing w:before="0" w:after="0"/>
+            </w:pPr>
+            <w:r>
+              <w:rPr>
+                <w:sz w:val="18"/>
+                <w:szCs w:val="18"/>
+              </w:rPr>
+              <w:t>ksm-posstg-sm-sftpのSFTP_PRIVATE_KEY="test"のまま。正規鍵に更新</w:t>
+            </w:r>
+          </w:p>
+        </w:tc>
+        <w:tc>
+          <w:tcPr>
+            <w:tcW w:type="dxa" w:w="1500"/>
+            <w:tcBorders>
+              <w:top w:val="single" w:color="CCCCCC" w:sz="4"/>
+              <w:left w:val="single" w:color="CCCCCC" w:sz="4"/>
+              <w:bottom w:val="single" w:color="CCCCCC" w:sz="4"/>
+              <w:right w:val="single" w:color="CCCCCC" w:sz="4"/>
+            </w:tcBorders>
+            <w:shd w:fill="FAFAFA" w:val="clear"/>
+            <w:tcMar>
+              <w:top w:type="dxa" w:w="60"/>
+              <w:left w:type="dxa" w:w="100"/>
+              <w:bottom w:type="dxa" w:w="60"/>
+              <w:right w:type="dxa" w:w="100"/>
+            </w:tcMar>
+          </w:tcPr>
+          <w:p>
+            <w:pPr>
+              <w:spacing w:before="0" w:after="0"/>
+            </w:pPr>
+            <w:r>
+              <w:rPr>
+                <w:sz w:val="18"/>
+                <w:szCs w:val="18"/>
+              </w:rPr>
+              <w:t>高</w:t>
+            </w:r>
+          </w:p>
+        </w:tc>
+        <w:tc>
+          <w:tcPr>
+            <w:tcW w:type="dxa" w:w="1504"/>
+            <w:tcBorders>
+              <w:top w:val="single" w:color="CCCCCC" w:sz="4"/>
+              <w:left w:val="single" w:color="CCCCCC" w:sz="4"/>
+              <w:bottom w:val="single" w:color="CCCCCC" w:sz="4"/>
+              <w:right w:val="single" w:color="CCCCCC" w:sz="4"/>
+            </w:tcBorders>
+            <w:shd w:fill="FAFAFA" w:val="clear"/>
+            <w:tcMar>
+              <w:top w:type="dxa" w:w="60"/>
+              <w:left w:type="dxa" w:w="100"/>
+              <w:bottom w:type="dxa" w:w="60"/>
+              <w:right w:type="dxa" w:w="100"/>
+            </w:tcMar>
+          </w:tcPr>
+          <w:p>
+            <w:pPr>
+              <w:spacing w:before="0" w:after="0"/>
+            </w:pPr>
+            <w:r>
+              <w:rPr>
+                <w:sz w:val="18"/>
+                <w:szCs w:val="18"/>
+              </w:rPr>
+              <w:t>🔴緊急</w:t>
+            </w:r>
+          </w:p>
+        </w:tc>
+      </w:tr>
+      <w:tr>
+        <w:tc>
+          <w:tcPr>
+            <w:tcW w:type="dxa" w:w="500"/>
+            <w:tcBorders>
+              <w:top w:val="single" w:color="CCCCCC" w:sz="4"/>
+              <w:left w:val="single" w:color="CCCCCC" w:sz="4"/>
+              <w:bottom w:val="single" w:color="CCCCCC" w:sz="4"/>
+              <w:right w:val="single" w:color="CCCCCC" w:sz="4"/>
+            </w:tcBorders>
+            <w:shd w:fill="FAFAFA" w:val="clear"/>
+            <w:tcMar>
+              <w:top w:type="dxa" w:w="60"/>
+              <w:left w:type="dxa" w:w="100"/>
+              <w:bottom w:type="dxa" w:w="60"/>
+              <w:right w:type="dxa" w:w="100"/>
+            </w:tcMar>
+          </w:tcPr>
+          <w:p>
+            <w:pPr>
+              <w:spacing w:before="0" w:after="0"/>
+            </w:pPr>
+            <w:r>
+              <w:rPr>
+                <w:sz w:val="18"/>
+                <w:szCs w:val="18"/>
+              </w:rPr>
+              <w:t>22</w:t>
+            </w:r>
+          </w:p>
+        </w:tc>
+        <w:tc>
+          <w:tcPr>
+            <w:tcW w:type="dxa" w:w="1800"/>
+            <w:tcBorders>
+              <w:top w:val="single" w:color="CCCCCC" w:sz="4"/>
+              <w:left w:val="single" w:color="CCCCCC" w:sz="4"/>
+              <w:bottom w:val="single" w:color="CCCCCC" w:sz="4"/>
+              <w:right w:val="single" w:color="CCCCCC" w:sz="4"/>
+            </w:tcBorders>
+            <w:shd w:fill="FAFAFA" w:val="clear"/>
+            <w:tcMar>
+              <w:top w:type="dxa" w:w="60"/>
+              <w:left w:type="dxa" w:w="100"/>
+              <w:bottom w:type="dxa" w:w="60"/>
+              <w:right w:type="dxa" w:w="100"/>
+            </w:tcMar>
+          </w:tcPr>
+          <w:p>
+            <w:pPr>
+              <w:spacing w:before="0" w:after="0"/>
+            </w:pPr>
+            <w:r>
+              <w:rPr>
+                <w:sz w:val="18"/>
+                <w:szCs w:val="18"/>
+              </w:rPr>
+              <w:t>EBSボリューム暗号化(STG)</w:t>
+            </w:r>
+          </w:p>
+        </w:tc>
+        <w:tc>
+          <w:tcPr>
+            <w:tcW w:type="dxa" w:w="3200"/>
+            <w:tcBorders>
+              <w:top w:val="single" w:color="CCCCCC" w:sz="4"/>
+              <w:left w:val="single" w:color="CCCCCC" w:sz="4"/>
+              <w:bottom w:val="single" w:color="CCCCCC" w:sz="4"/>
+              <w:right w:val="single" w:color="CCCCCC" w:sz="4"/>
+            </w:tcBorders>
+            <w:shd w:fill="FAFAFA" w:val="clear"/>
+            <w:tcMar>
+              <w:top w:type="dxa" w:w="60"/>
+              <w:left w:type="dxa" w:w="100"/>
+              <w:bottom w:type="dxa" w:w="60"/>
+              <w:right w:type="dxa" w:w="100"/>
+            </w:tcMar>
+          </w:tcPr>
+          <w:p>
+            <w:pPr>
+              <w:spacing w:before="0" w:after="0"/>
+            </w:pPr>
+            <w:r>
+              <w:rPr>
+                <w:sz w:val="18"/>
+                <w:szCs w:val="18"/>
+              </w:rPr>
+              <w:t>giftcard/web-fe/web-be/bastion(2本目)の4ボリュームが未暗号化</w:t>
+            </w:r>
+          </w:p>
+        </w:tc>
+        <w:tc>
+          <w:tcPr>
+            <w:tcW w:type="dxa" w:w="1500"/>
+            <w:tcBorders>
+              <w:top w:val="single" w:color="CCCCCC" w:sz="4"/>
+              <w:left w:val="single" w:color="CCCCCC" w:sz="4"/>
+              <w:bottom w:val="single" w:color="CCCCCC" w:sz="4"/>
+              <w:right w:val="single" w:color="CCCCCC" w:sz="4"/>
+            </w:tcBorders>
+            <w:shd w:fill="FAFAFA" w:val="clear"/>
+            <w:tcMar>
+              <w:top w:type="dxa" w:w="60"/>
+              <w:left w:type="dxa" w:w="100"/>
+              <w:bottom w:type="dxa" w:w="60"/>
+              <w:right w:type="dxa" w:w="100"/>
+            </w:tcMar>
+          </w:tcPr>
+          <w:p>
+            <w:pPr>
+              <w:spacing w:before="0" w:after="0"/>
+            </w:pPr>
+            <w:r>
+              <w:rPr>
+                <w:sz w:val="18"/>
+                <w:szCs w:val="18"/>
+              </w:rPr>
+              <w:t>中</w:t>
+            </w:r>
+          </w:p>
+        </w:tc>
+        <w:tc>
+          <w:tcPr>
+            <w:tcW w:type="dxa" w:w="1504"/>
+            <w:tcBorders>
+              <w:top w:val="single" w:color="CCCCCC" w:sz="4"/>
+              <w:left w:val="single" w:color="CCCCCC" w:sz="4"/>
+              <w:bottom w:val="single" w:color="CCCCCC" w:sz="4"/>
+              <w:right w:val="single" w:color="CCCCCC" w:sz="4"/>
+            </w:tcBorders>
+            <w:shd w:fill="FAFAFA" w:val="clear"/>
+            <w:tcMar>
+              <w:top w:type="dxa" w:w="60"/>
+              <w:left w:type="dxa" w:w="100"/>
+              <w:bottom w:type="dxa" w:w="60"/>
+              <w:right w:type="dxa" w:w="100"/>
+            </w:tcMar>
+          </w:tcPr>
+          <w:p>
+            <w:pPr>
+              <w:spacing w:before="0" w:after="0"/>
+            </w:pPr>
+            <w:r>
+              <w:rPr>
+                <w:sz w:val="18"/>
+                <w:szCs w:val="18"/>
+              </w:rPr>
+              <w:t>⚠️近日</w:t>
+            </w:r>
+          </w:p>
+        </w:tc>
+      </w:tr>
+      <w:tr>
+        <w:tc>
+          <w:tcPr>
+            <w:tcW w:type="dxa" w:w="500"/>
+            <w:tcBorders>
+              <w:top w:val="single" w:color="CCCCCC" w:sz="4"/>
+              <w:left w:val="single" w:color="CCCCCC" w:sz="4"/>
+              <w:bottom w:val="single" w:color="CCCCCC" w:sz="4"/>
+              <w:right w:val="single" w:color="CCCCCC" w:sz="4"/>
+            </w:tcBorders>
+            <w:shd w:fill="FAFAFA" w:val="clear"/>
+            <w:tcMar>
+              <w:top w:type="dxa" w:w="60"/>
+              <w:left w:type="dxa" w:w="100"/>
+              <w:bottom w:type="dxa" w:w="60"/>
+              <w:right w:type="dxa" w:w="100"/>
+            </w:tcMar>
+          </w:tcPr>
+          <w:p>
+            <w:pPr>
+              <w:spacing w:before="0" w:after="0"/>
+            </w:pPr>
+            <w:r>
+              <w:rPr>
+                <w:sz w:val="18"/>
+                <w:szCs w:val="18"/>
+              </w:rPr>
+              <w:t>23</w:t>
+            </w:r>
+          </w:p>
+        </w:tc>
+        <w:tc>
+          <w:tcPr>
+            <w:tcW w:type="dxa" w:w="1800"/>
+            <w:tcBorders>
+              <w:top w:val="single" w:color="CCCCCC" w:sz="4"/>
+              <w:left w:val="single" w:color="CCCCCC" w:sz="4"/>
+              <w:bottom w:val="single" w:color="CCCCCC" w:sz="4"/>
+              <w:right w:val="single" w:color="CCCCCC" w:sz="4"/>
+            </w:tcBorders>
+            <w:shd w:fill="FAFAFA" w:val="clear"/>
+            <w:tcMar>
+              <w:top w:type="dxa" w:w="60"/>
+              <w:left w:type="dxa" w:w="100"/>
+              <w:bottom w:type="dxa" w:w="60"/>
+              <w:right w:type="dxa" w:w="100"/>
+            </w:tcMar>
+          </w:tcPr>
+          <w:p>
+            <w:pPr>
+              <w:spacing w:before="0" w:after="0"/>
+            </w:pPr>
+            <w:r>
+              <w:rPr>
+                <w:sz w:val="18"/>
+                <w:szCs w:val="18"/>
+              </w:rPr>
+              <w:t>Transfer Family SSH鍵整理(STG)</w:t>
+            </w:r>
+          </w:p>
+        </w:tc>
+        <w:tc>
+          <w:tcPr>
+            <w:tcW w:type="dxa" w:w="3200"/>
+            <w:tcBorders>
+              <w:top w:val="single" w:color="CCCCCC" w:sz="4"/>
+              <w:left w:val="single" w:color="CCCCCC" w:sz="4"/>
+              <w:bottom w:val="single" w:color="CCCCCC" w:sz="4"/>
+              <w:right w:val="single" w:color="CCCCCC" w:sz="4"/>
+            </w:tcBorders>
+            <w:shd w:fill="FAFAFA" w:val="clear"/>
+            <w:tcMar>
+              <w:top w:type="dxa" w:w="60"/>
+              <w:left w:type="dxa" w:w="100"/>
+              <w:bottom w:type="dxa" w:w="60"/>
+              <w:right w:type="dxa" w:w="100"/>
+            </w:tcMar>
+          </w:tcPr>
+          <w:p>
+            <w:pPr>
+              <w:spacing w:before="0" w:after="0"/>
+            </w:pPr>
+            <w:r>
+              <w:rPr>
+                <w:sz w:val="18"/>
+                <w:szCs w:val="18"/>
+              </w:rPr>
+              <w:t>tf-user-sgの鍵がbastion rootで生成。tf-user-ocに3本の鍵。外部提供鍵に差替・整理</w:t>
+            </w:r>
+          </w:p>
+        </w:tc>
+        <w:tc>
+          <w:tcPr>
+            <w:tcW w:type="dxa" w:w="1500"/>
+            <w:tcBorders>
+              <w:top w:val="single" w:color="CCCCCC" w:sz="4"/>
+              <w:left w:val="single" w:color="CCCCCC" w:sz="4"/>
+              <w:bottom w:val="single" w:color="CCCCCC" w:sz="4"/>
+              <w:right w:val="single" w:color="CCCCCC" w:sz="4"/>
+            </w:tcBorders>
+            <w:shd w:fill="FAFAFA" w:val="clear"/>
+            <w:tcMar>
+              <w:top w:type="dxa" w:w="60"/>
+              <w:left w:type="dxa" w:w="100"/>
+              <w:bottom w:type="dxa" w:w="60"/>
+              <w:right w:type="dxa" w:w="100"/>
+            </w:tcMar>
+          </w:tcPr>
+          <w:p>
+            <w:pPr>
+              <w:spacing w:before="0" w:after="0"/>
+            </w:pPr>
+            <w:r>
+              <w:rPr>
+                <w:sz w:val="18"/>
+                <w:szCs w:val="18"/>
+              </w:rPr>
+              <w:t>中</w:t>
+            </w:r>
+          </w:p>
+        </w:tc>
+        <w:tc>
+          <w:tcPr>
+            <w:tcW w:type="dxa" w:w="1504"/>
+            <w:tcBorders>
+              <w:top w:val="single" w:color="CCCCCC" w:sz="4"/>
+              <w:left w:val="single" w:color="CCCCCC" w:sz="4"/>
+              <w:bottom w:val="single" w:color="CCCCCC" w:sz="4"/>
+              <w:right w:val="single" w:color="CCCCCC" w:sz="4"/>
+            </w:tcBorders>
+            <w:shd w:fill="FAFAFA" w:val="clear"/>
+            <w:tcMar>
+              <w:top w:type="dxa" w:w="60"/>
+              <w:left w:type="dxa" w:w="100"/>
+              <w:bottom w:type="dxa" w:w="60"/>
+              <w:right w:type="dxa" w:w="100"/>
+            </w:tcMar>
+          </w:tcPr>
+          <w:p>
+            <w:pPr>
+              <w:spacing w:before="0" w:after="0"/>
+            </w:pPr>
+            <w:r>
+              <w:rPr>
+                <w:sz w:val="18"/>
+                <w:szCs w:val="18"/>
+              </w:rPr>
+              <w:t>⚠️近日</w:t>
+            </w:r>
+          </w:p>
+        </w:tc>
+      </w:tr>
+      <w:tr>
+        <w:tc>
+          <w:tcPr>
+            <w:tcW w:type="dxa" w:w="500"/>
+            <w:tcBorders>
+              <w:top w:val="single" w:color="CCCCCC" w:sz="4"/>
+              <w:left w:val="single" w:color="CCCCCC" w:sz="4"/>
+              <w:bottom w:val="single" w:color="CCCCCC" w:sz="4"/>
+              <w:right w:val="single" w:color="CCCCCC" w:sz="4"/>
+            </w:tcBorders>
+            <w:shd w:fill="FAFAFA" w:val="clear"/>
+            <w:tcMar>
+              <w:top w:type="dxa" w:w="60"/>
+              <w:left w:type="dxa" w:w="100"/>
+              <w:bottom w:type="dxa" w:w="60"/>
+              <w:right w:type="dxa" w:w="100"/>
+            </w:tcMar>
+          </w:tcPr>
+          <w:p>
+            <w:pPr>
+              <w:spacing w:before="0" w:after="0"/>
+            </w:pPr>
+            <w:r>
+              <w:rPr>
+                <w:sz w:val="18"/>
+                <w:szCs w:val="18"/>
+              </w:rPr>
+              <w:t>24</w:t>
+            </w:r>
+          </w:p>
+        </w:tc>
+        <w:tc>
+          <w:tcPr>
+            <w:tcW w:type="dxa" w:w="1800"/>
+            <w:tcBorders>
+              <w:top w:val="single" w:color="CCCCCC" w:sz="4"/>
+              <w:left w:val="single" w:color="CCCCCC" w:sz="4"/>
+              <w:bottom w:val="single" w:color="CCCCCC" w:sz="4"/>
+              <w:right w:val="single" w:color="CCCCCC" w:sz="4"/>
+            </w:tcBorders>
+            <w:shd w:fill="FAFAFA" w:val="clear"/>
+            <w:tcMar>
+              <w:top w:type="dxa" w:w="60"/>
+              <w:left w:type="dxa" w:w="100"/>
+              <w:bottom w:type="dxa" w:w="60"/>
+              <w:right w:type="dxa" w:w="100"/>
+            </w:tcMar>
+          </w:tcPr>
+          <w:p>
+            <w:pPr>
+              <w:spacing w:before="0" w:after="0"/>
+            </w:pPr>
+            <w:r>
+              <w:rPr>
+                <w:sz w:val="18"/>
+                <w:szCs w:val="18"/>
+              </w:rPr>
+              <w:t>sent-email Lambda ENV修正(STG)</w:t>
+            </w:r>
+          </w:p>
+        </w:tc>
+        <w:tc>
+          <w:tcPr>
+            <w:tcW w:type="dxa" w:w="3200"/>
+            <w:tcBorders>
+              <w:top w:val="single" w:color="CCCCCC" w:sz="4"/>
+              <w:left w:val="single" w:color="CCCCCC" w:sz="4"/>
+              <w:bottom w:val="single" w:color="CCCCCC" w:sz="4"/>
+              <w:right w:val="single" w:color="CCCCCC" w:sz="4"/>
+            </w:tcBorders>
+            <w:shd w:fill="FAFAFA" w:val="clear"/>
+            <w:tcMar>
+              <w:top w:type="dxa" w:w="60"/>
+              <w:left w:type="dxa" w:w="100"/>
+              <w:bottom w:type="dxa" w:w="60"/>
+              <w:right w:type="dxa" w:w="100"/>
+            </w:tcMar>
+          </w:tcPr>
+          <w:p>
+            <w:pPr>
+              <w:spacing w:before="0" w:after="0"/>
+            </w:pPr>
+            <w:r>
+              <w:rPr>
+                <w:sz w:val="18"/>
+                <w:szCs w:val="18"/>
+              </w:rPr>
+              <w:t>SNS_TOPIC_ARNがksm-posspk(削除候補)を参照。ksm-posstgに更新必須</w:t>
+            </w:r>
+          </w:p>
+        </w:tc>
+        <w:tc>
+          <w:tcPr>
+            <w:tcW w:type="dxa" w:w="1500"/>
+            <w:tcBorders>
+              <w:top w:val="single" w:color="CCCCCC" w:sz="4"/>
+              <w:left w:val="single" w:color="CCCCCC" w:sz="4"/>
+              <w:bottom w:val="single" w:color="CCCCCC" w:sz="4"/>
+              <w:right w:val="single" w:color="CCCCCC" w:sz="4"/>
+            </w:tcBorders>
+            <w:shd w:fill="FAFAFA" w:val="clear"/>
+            <w:tcMar>
+              <w:top w:type="dxa" w:w="60"/>
+              <w:left w:type="dxa" w:w="100"/>
+              <w:bottom w:type="dxa" w:w="60"/>
+              <w:right w:type="dxa" w:w="100"/>
+            </w:tcMar>
+          </w:tcPr>
+          <w:p>
+            <w:pPr>
+              <w:spacing w:before="0" w:after="0"/>
+            </w:pPr>
+            <w:r>
+              <w:rPr>
+                <w:sz w:val="18"/>
+                <w:szCs w:val="18"/>
+              </w:rPr>
+              <w:t>高</w:t>
+            </w:r>
+          </w:p>
+        </w:tc>
+        <w:tc>
+          <w:tcPr>
+            <w:tcW w:type="dxa" w:w="1504"/>
+            <w:tcBorders>
+              <w:top w:val="single" w:color="CCCCCC" w:sz="4"/>
+              <w:left w:val="single" w:color="CCCCCC" w:sz="4"/>
+              <w:bottom w:val="single" w:color="CCCCCC" w:sz="4"/>
+              <w:right w:val="single" w:color="CCCCCC" w:sz="4"/>
+            </w:tcBorders>
+            <w:shd w:fill="FAFAFA" w:val="clear"/>
+            <w:tcMar>
+              <w:top w:type="dxa" w:w="60"/>
+              <w:left w:type="dxa" w:w="100"/>
+              <w:bottom w:type="dxa" w:w="60"/>
+              <w:right w:type="dxa" w:w="100"/>
+            </w:tcMar>
+          </w:tcPr>
+          <w:p>
+            <w:pPr>
+              <w:spacing w:before="0" w:after="0"/>
+            </w:pPr>
+            <w:r>
+              <w:rPr>
+                <w:sz w:val="18"/>
+                <w:szCs w:val="18"/>
+              </w:rPr>
+              <w:t>🔴緊急</w:t>
+            </w:r>
+          </w:p>
+        </w:tc>
+      </w:tr>
+      <w:tr>
+        <w:tc>
+          <w:tcPr>
+            <w:tcW w:type="dxa" w:w="500"/>
+            <w:tcBorders>
+              <w:top w:val="single" w:color="CCCCCC" w:sz="4"/>
+              <w:left w:val="single" w:color="CCCCCC" w:sz="4"/>
+              <w:bottom w:val="single" w:color="CCCCCC" w:sz="4"/>
+              <w:right w:val="single" w:color="CCCCCC" w:sz="4"/>
+            </w:tcBorders>
+            <w:shd w:fill="FAFAFA" w:val="clear"/>
+            <w:tcMar>
+              <w:top w:type="dxa" w:w="60"/>
+              <w:left w:type="dxa" w:w="100"/>
+              <w:bottom w:type="dxa" w:w="60"/>
+              <w:right w:type="dxa" w:w="100"/>
+            </w:tcMar>
+          </w:tcPr>
+          <w:p>
+            <w:pPr>
+              <w:spacing w:before="0" w:after="0"/>
+            </w:pPr>
+            <w:r>
+              <w:rPr>
+                <w:sz w:val="18"/>
+                <w:szCs w:val="18"/>
+              </w:rPr>
+              <w:t>25</w:t>
+            </w:r>
+          </w:p>
+        </w:tc>
+        <w:tc>
+          <w:tcPr>
+            <w:tcW w:type="dxa" w:w="1800"/>
+            <w:tcBorders>
+              <w:top w:val="single" w:color="CCCCCC" w:sz="4"/>
+              <w:left w:val="single" w:color="CCCCCC" w:sz="4"/>
+              <w:bottom w:val="single" w:color="CCCCCC" w:sz="4"/>
+              <w:right w:val="single" w:color="CCCCCC" w:sz="4"/>
+            </w:tcBorders>
+            <w:shd w:fill="FAFAFA" w:val="clear"/>
+            <w:tcMar>
+              <w:top w:type="dxa" w:w="60"/>
+              <w:left w:type="dxa" w:w="100"/>
+              <w:bottom w:type="dxa" w:w="60"/>
+              <w:right w:type="dxa" w:w="100"/>
+            </w:tcMar>
+          </w:tcPr>
+          <w:p>
+            <w:pPr>
+              <w:spacing w:before="0" w:after="0"/>
+            </w:pPr>
+            <w:r>
+              <w:rPr>
+                <w:sz w:val="18"/>
+                <w:szCs w:val="18"/>
+              </w:rPr>
+              <w:t>不要SG削除(STG)</w:t>
+            </w:r>
+          </w:p>
+        </w:tc>
+        <w:tc>
+          <w:tcPr>
+            <w:tcW w:type="dxa" w:w="3200"/>
+            <w:tcBorders>
+              <w:top w:val="single" w:color="CCCCCC" w:sz="4"/>
+              <w:left w:val="single" w:color="CCCCCC" w:sz="4"/>
+              <w:bottom w:val="single" w:color="CCCCCC" w:sz="4"/>
+              <w:right w:val="single" w:color="CCCCCC" w:sz="4"/>
+            </w:tcBorders>
+            <w:shd w:fill="FAFAFA" w:val="clear"/>
+            <w:tcMar>
+              <w:top w:type="dxa" w:w="60"/>
+              <w:left w:type="dxa" w:w="100"/>
+              <w:bottom w:type="dxa" w:w="60"/>
+              <w:right w:type="dxa" w:w="100"/>
+            </w:tcMar>
+          </w:tcPr>
+          <w:p>
+            <w:pPr>
+              <w:spacing w:before="0" w:after="0"/>
+            </w:pPr>
+            <w:r>
+              <w:rPr>
+                <w:sz w:val="18"/>
+                <w:szCs w:val="18"/>
+              </w:rPr>
+              <w:t>ksm-posstg-temp/kasumi-charge/send-master-file 3SG削除</w:t>
+            </w:r>
+          </w:p>
+        </w:tc>
+        <w:tc>
+          <w:tcPr>
+            <w:tcW w:type="dxa" w:w="1500"/>
+            <w:tcBorders>
+              <w:top w:val="single" w:color="CCCCCC" w:sz="4"/>
+              <w:left w:val="single" w:color="CCCCCC" w:sz="4"/>
+              <w:bottom w:val="single" w:color="CCCCCC" w:sz="4"/>
+              <w:right w:val="single" w:color="CCCCCC" w:sz="4"/>
+            </w:tcBorders>
+            <w:shd w:fill="FAFAFA" w:val="clear"/>
+            <w:tcMar>
+              <w:top w:type="dxa" w:w="60"/>
+              <w:left w:type="dxa" w:w="100"/>
+              <w:bottom w:type="dxa" w:w="60"/>
+              <w:right w:type="dxa" w:w="100"/>
+            </w:tcMar>
+          </w:tcPr>
+          <w:p>
+            <w:pPr>
+              <w:spacing w:before="0" w:after="0"/>
+            </w:pPr>
+            <w:r>
+              <w:rPr>
+                <w:sz w:val="18"/>
+                <w:szCs w:val="18"/>
+              </w:rPr>
+              <w:t>低</w:t>
+            </w:r>
+          </w:p>
+        </w:tc>
+        <w:tc>
+          <w:tcPr>
+            <w:tcW w:type="dxa" w:w="1504"/>
+            <w:tcBorders>
+              <w:top w:val="single" w:color="CCCCCC" w:sz="4"/>
+              <w:left w:val="single" w:color="CCCCCC" w:sz="4"/>
+              <w:bottom w:val="single" w:color="CCCCCC" w:sz="4"/>
+              <w:right w:val="single" w:color="CCCCCC" w:sz="4"/>
+            </w:tcBorders>
+            <w:shd w:fill="FAFAFA" w:val="clear"/>
+            <w:tcMar>
+              <w:top w:type="dxa" w:w="60"/>
+              <w:left w:type="dxa" w:w="100"/>
+              <w:bottom w:type="dxa" w:w="60"/>
+              <w:right w:type="dxa" w:w="100"/>
+            </w:tcMar>
+          </w:tcPr>
+          <w:p>
+            <w:pPr>
+              <w:spacing w:before="0" w:after="0"/>
+            </w:pPr>
+            <w:r>
+              <w:rPr>
+                <w:sz w:val="18"/>
+                <w:szCs w:val="18"/>
+              </w:rPr>
+              <w:t>🟢任意</w:t>
+            </w:r>
+          </w:p>
+        </w:tc>
+      </w:tr>
+      <w:tr>
+        <w:tc>
+          <w:tcPr>
+            <w:tcW w:type="dxa" w:w="500"/>
+            <w:tcBorders>
+              <w:top w:val="single" w:color="CCCCCC" w:sz="4"/>
+              <w:left w:val="single" w:color="CCCCCC" w:sz="4"/>
+              <w:bottom w:val="single" w:color="CCCCCC" w:sz="4"/>
+              <w:right w:val="single" w:color="CCCCCC" w:sz="4"/>
+            </w:tcBorders>
+            <w:shd w:fill="FAFAFA" w:val="clear"/>
+            <w:tcMar>
+              <w:top w:type="dxa" w:w="60"/>
+              <w:left w:type="dxa" w:w="100"/>
+              <w:bottom w:type="dxa" w:w="60"/>
+              <w:right w:type="dxa" w:w="100"/>
+            </w:tcMar>
+          </w:tcPr>
+          <w:p>
+            <w:pPr>
+              <w:spacing w:before="0" w:after="0"/>
+            </w:pPr>
+            <w:r>
+              <w:rPr>
+                <w:sz w:val="18"/>
+                <w:szCs w:val="18"/>
+              </w:rPr>
+              <w:t>26</w:t>
+            </w:r>
+          </w:p>
+        </w:tc>
+        <w:tc>
+          <w:tcPr>
+            <w:tcW w:type="dxa" w:w="1800"/>
+            <w:tcBorders>
+              <w:top w:val="single" w:color="CCCCCC" w:sz="4"/>
+              <w:left w:val="single" w:color="CCCCCC" w:sz="4"/>
+              <w:bottom w:val="single" w:color="CCCCCC" w:sz="4"/>
+              <w:right w:val="single" w:color="CCCCCC" w:sz="4"/>
+            </w:tcBorders>
+            <w:shd w:fill="FAFAFA" w:val="clear"/>
+            <w:tcMar>
+              <w:top w:type="dxa" w:w="60"/>
+              <w:left w:type="dxa" w:w="100"/>
+              <w:bottom w:type="dxa" w:w="60"/>
+              <w:right w:type="dxa" w:w="100"/>
+            </w:tcMar>
+          </w:tcPr>
+          <w:p>
+            <w:pPr>
+              <w:spacing w:before="0" w:after="0"/>
+            </w:pPr>
+            <w:r>
+              <w:rPr>
+                <w:sz w:val="18"/>
+                <w:szCs w:val="18"/>
+              </w:rPr>
+              <w:t>locnt IAM権限削減(STG)</w:t>
+            </w:r>
+          </w:p>
+        </w:tc>
+        <w:tc>
+          <w:tcPr>
+            <w:tcW w:type="dxa" w:w="3200"/>
+            <w:tcBorders>
+              <w:top w:val="single" w:color="CCCCCC" w:sz="4"/>
+              <w:left w:val="single" w:color="CCCCCC" w:sz="4"/>
+              <w:bottom w:val="single" w:color="CCCCCC" w:sz="4"/>
+              <w:right w:val="single" w:color="CCCCCC" w:sz="4"/>
+            </w:tcBorders>
+            <w:shd w:fill="FAFAFA" w:val="clear"/>
+            <w:tcMar>
+              <w:top w:type="dxa" w:w="60"/>
+              <w:left w:type="dxa" w:w="100"/>
+              <w:bottom w:type="dxa" w:w="60"/>
+              <w:right w:type="dxa" w:w="100"/>
+            </w:tcMar>
+          </w:tcPr>
+          <w:p>
+            <w:pPr>
+              <w:spacing w:before="0" w:after="0"/>
+            </w:pPr>
+            <w:r>
+              <w:rPr>
+                <w:sz w:val="18"/>
+                <w:szCs w:val="18"/>
+              </w:rPr>
+              <w:t>EC2/RDS/ECS/S3/Lambda等Full Access。最小権限に絞込</w:t>
+            </w:r>
+          </w:p>
+        </w:tc>
+        <w:tc>
+          <w:tcPr>
+            <w:tcW w:type="dxa" w:w="1500"/>
+            <w:tcBorders>
+              <w:top w:val="single" w:color="CCCCCC" w:sz="4"/>
+              <w:left w:val="single" w:color="CCCCCC" w:sz="4"/>
+              <w:bottom w:val="single" w:color="CCCCCC" w:sz="4"/>
+              <w:right w:val="single" w:color="CCCCCC" w:sz="4"/>
+            </w:tcBorders>
+            <w:shd w:fill="FAFAFA" w:val="clear"/>
+            <w:tcMar>
+              <w:top w:type="dxa" w:w="60"/>
+              <w:left w:type="dxa" w:w="100"/>
+              <w:bottom w:type="dxa" w:w="60"/>
+              <w:right w:type="dxa" w:w="100"/>
+            </w:tcMar>
+          </w:tcPr>
+          <w:p>
+            <w:pPr>
+              <w:spacing w:before="0" w:after="0"/>
+            </w:pPr>
+            <w:r>
+              <w:rPr>
+                <w:sz w:val="18"/>
+                <w:szCs w:val="18"/>
+              </w:rPr>
+              <w:t>中</w:t>
+            </w:r>
+          </w:p>
+        </w:tc>
+        <w:tc>
+          <w:tcPr>
+            <w:tcW w:type="dxa" w:w="1504"/>
+            <w:tcBorders>
+              <w:top w:val="single" w:color="CCCCCC" w:sz="4"/>
+              <w:left w:val="single" w:color="CCCCCC" w:sz="4"/>
+              <w:bottom w:val="single" w:color="CCCCCC" w:sz="4"/>
+              <w:right w:val="single" w:color="CCCCCC" w:sz="4"/>
+            </w:tcBorders>
+            <w:shd w:fill="FAFAFA" w:val="clear"/>
+            <w:tcMar>
+              <w:top w:type="dxa" w:w="60"/>
+              <w:left w:type="dxa" w:w="100"/>
+              <w:bottom w:type="dxa" w:w="60"/>
+              <w:right w:type="dxa" w:w="100"/>
+            </w:tcMar>
+          </w:tcPr>
+          <w:p>
+            <w:pPr>
+              <w:spacing w:before="0" w:after="0"/>
+            </w:pPr>
+            <w:r>
+              <w:rPr>
+                <w:sz w:val="18"/>
+                <w:szCs w:val="18"/>
+              </w:rPr>
+              <w:t>⚠️近日</w:t>
+            </w:r>
+          </w:p>
+        </w:tc>
+      </w:tr>
+      <w:tr>
+        <w:tc>
+          <w:tcPr>
+            <w:tcW w:type="dxa" w:w="500"/>
+            <w:tcBorders>
+              <w:top w:val="single" w:color="CCCCCC" w:sz="4"/>
+              <w:left w:val="single" w:color="CCCCCC" w:sz="4"/>
+              <w:bottom w:val="single" w:color="CCCCCC" w:sz="4"/>
+              <w:right w:val="single" w:color="CCCCCC" w:sz="4"/>
+            </w:tcBorders>
+            <w:shd w:fill="FAFAFA" w:val="clear"/>
+            <w:tcMar>
+              <w:top w:type="dxa" w:w="60"/>
+              <w:left w:type="dxa" w:w="100"/>
+              <w:bottom w:type="dxa" w:w="60"/>
+              <w:right w:type="dxa" w:w="100"/>
+            </w:tcMar>
+          </w:tcPr>
+          <w:p>
+            <w:pPr>
+              <w:spacing w:before="0" w:after="0"/>
+            </w:pPr>
+            <w:r>
+              <w:rPr>
+                <w:sz w:val="18"/>
+                <w:szCs w:val="18"/>
+              </w:rPr>
+              <w:t>27</w:t>
+            </w:r>
+          </w:p>
+        </w:tc>
+        <w:tc>
+          <w:tcPr>
+            <w:tcW w:type="dxa" w:w="1800"/>
+            <w:tcBorders>
+              <w:top w:val="single" w:color="CCCCCC" w:sz="4"/>
+              <w:left w:val="single" w:color="CCCCCC" w:sz="4"/>
+              <w:bottom w:val="single" w:color="CCCCCC" w:sz="4"/>
+              <w:right w:val="single" w:color="CCCCCC" w:sz="4"/>
+            </w:tcBorders>
+            <w:shd w:fill="FAFAFA" w:val="clear"/>
+            <w:tcMar>
+              <w:top w:type="dxa" w:w="60"/>
+              <w:left w:type="dxa" w:w="100"/>
+              <w:bottom w:type="dxa" w:w="60"/>
+              <w:right w:type="dxa" w:w="100"/>
+            </w:tcMar>
+          </w:tcPr>
+          <w:p>
+            <w:pPr>
+              <w:spacing w:before="0" w:after="0"/>
+            </w:pPr>
+            <w:r>
+              <w:rPr>
+                <w:sz w:val="18"/>
+                <w:szCs w:val="18"/>
+              </w:rPr>
+              <w:t>kiyohara_s3access キー整理(STG)</w:t>
+            </w:r>
+          </w:p>
+        </w:tc>
+        <w:tc>
+          <w:tcPr>
+            <w:tcW w:type="dxa" w:w="3200"/>
+            <w:tcBorders>
+              <w:top w:val="single" w:color="CCCCCC" w:sz="4"/>
+              <w:left w:val="single" w:color="CCCCCC" w:sz="4"/>
+              <w:bottom w:val="single" w:color="CCCCCC" w:sz="4"/>
+              <w:right w:val="single" w:color="CCCCCC" w:sz="4"/>
+            </w:tcBorders>
+            <w:shd w:fill="FAFAFA" w:val="clear"/>
+            <w:tcMar>
+              <w:top w:type="dxa" w:w="60"/>
+              <w:left w:type="dxa" w:w="100"/>
+              <w:bottom w:type="dxa" w:w="60"/>
+              <w:right w:type="dxa" w:w="100"/>
+            </w:tcMar>
+          </w:tcPr>
+          <w:p>
+            <w:pPr>
+              <w:spacing w:before="0" w:after="0"/>
+            </w:pPr>
+            <w:r>
+              <w:rPr>
+                <w:sz w:val="18"/>
+                <w:szCs w:val="18"/>
+              </w:rPr>
+              <w:t>Active アクセスキー2本同時存在。古い方を削除</w:t>
+            </w:r>
+          </w:p>
+        </w:tc>
+        <w:tc>
+          <w:tcPr>
+            <w:tcW w:type="dxa" w:w="1500"/>
+            <w:tcBorders>
+              <w:top w:val="single" w:color="CCCCCC" w:sz="4"/>
+              <w:left w:val="single" w:color="CCCCCC" w:sz="4"/>
+              <w:bottom w:val="single" w:color="CCCCCC" w:sz="4"/>
+              <w:right w:val="single" w:color="CCCCCC" w:sz="4"/>
+            </w:tcBorders>
+            <w:shd w:fill="FAFAFA" w:val="clear"/>
+            <w:tcMar>
+              <w:top w:type="dxa" w:w="60"/>
+              <w:left w:type="dxa" w:w="100"/>
+              <w:bottom w:type="dxa" w:w="60"/>
+              <w:right w:type="dxa" w:w="100"/>
+            </w:tcMar>
+          </w:tcPr>
+          <w:p>
+            <w:pPr>
+              <w:spacing w:before="0" w:after="0"/>
+            </w:pPr>
+            <w:r>
+              <w:rPr>
+                <w:sz w:val="18"/>
+                <w:szCs w:val="18"/>
+              </w:rPr>
+              <w:t>中</w:t>
+            </w:r>
+          </w:p>
+        </w:tc>
+        <w:tc>
+          <w:tcPr>
+            <w:tcW w:type="dxa" w:w="1504"/>
+            <w:tcBorders>
+              <w:top w:val="single" w:color="CCCCCC" w:sz="4"/>
+              <w:left w:val="single" w:color="CCCCCC" w:sz="4"/>
+              <w:bottom w:val="single" w:color="CCCCCC" w:sz="4"/>
+              <w:right w:val="single" w:color="CCCCCC" w:sz="4"/>
+            </w:tcBorders>
+            <w:shd w:fill="FAFAFA" w:val="clear"/>
+            <w:tcMar>
+              <w:top w:type="dxa" w:w="60"/>
+              <w:left w:type="dxa" w:w="100"/>
+              <w:bottom w:type="dxa" w:w="60"/>
+              <w:right w:type="dxa" w:w="100"/>
+            </w:tcMar>
+          </w:tcPr>
+          <w:p>
+            <w:pPr>
+              <w:spacing w:before="0" w:after="0"/>
+            </w:pPr>
+            <w:r>
+              <w:rPr>
+                <w:sz w:val="18"/>
+                <w:szCs w:val="18"/>
+              </w:rPr>
+              <w:t>⚠️近日</w:t>
+            </w:r>
+          </w:p>
+        </w:tc>
+      </w:tr>
+      <w:tr>
+        <w:tc>
+          <w:tcPr>
+            <w:tcW w:type="dxa" w:w="500"/>
+            <w:tcBorders>
+              <w:top w:val="single" w:color="CCCCCC" w:sz="4"/>
+              <w:left w:val="single" w:color="CCCCCC" w:sz="4"/>
+              <w:bottom w:val="single" w:color="CCCCCC" w:sz="4"/>
+              <w:right w:val="single" w:color="CCCCCC" w:sz="4"/>
+            </w:tcBorders>
+            <w:shd w:fill="FAFAFA" w:val="clear"/>
+            <w:tcMar>
+              <w:top w:type="dxa" w:w="60"/>
+              <w:left w:type="dxa" w:w="100"/>
+              <w:bottom w:type="dxa" w:w="60"/>
+              <w:right w:type="dxa" w:w="100"/>
+            </w:tcMar>
+          </w:tcPr>
+          <w:p>
+            <w:pPr>
+              <w:spacing w:before="0" w:after="0"/>
+            </w:pPr>
+            <w:r>
+              <w:rPr>
+                <w:sz w:val="18"/>
+                <w:szCs w:val="18"/>
+              </w:rPr>
+              <w:t>28</w:t>
+            </w:r>
+          </w:p>
+        </w:tc>
+        <w:tc>
+          <w:tcPr>
+            <w:tcW w:type="dxa" w:w="1800"/>
+            <w:tcBorders>
+              <w:top w:val="single" w:color="CCCCCC" w:sz="4"/>
+              <w:left w:val="single" w:color="CCCCCC" w:sz="4"/>
+              <w:bottom w:val="single" w:color="CCCCCC" w:sz="4"/>
+              <w:right w:val="single" w:color="CCCCCC" w:sz="4"/>
+            </w:tcBorders>
+            <w:shd w:fill="FAFAFA" w:val="clear"/>
+            <w:tcMar>
+              <w:top w:type="dxa" w:w="60"/>
+              <w:left w:type="dxa" w:w="100"/>
+              <w:bottom w:type="dxa" w:w="60"/>
+              <w:right w:type="dxa" w:w="100"/>
+            </w:tcMar>
+          </w:tcPr>
+          <w:p>
+            <w:pPr>
+              <w:spacing w:before="0" w:after="0"/>
+            </w:pPr>
+            <w:r>
+              <w:rPr>
+                <w:sz w:val="18"/>
+                <w:szCs w:val="18"/>
+              </w:rPr>
+              <w:t>SQS DLQ設定(STG)</w:t>
+            </w:r>
+          </w:p>
+        </w:tc>
+        <w:tc>
+          <w:tcPr>
+            <w:tcW w:type="dxa" w:w="3200"/>
+            <w:tcBorders>
+              <w:top w:val="single" w:color="CCCCCC" w:sz="4"/>
+              <w:left w:val="single" w:color="CCCCCC" w:sz="4"/>
+              <w:bottom w:val="single" w:color="CCCCCC" w:sz="4"/>
+              <w:right w:val="single" w:color="CCCCCC" w:sz="4"/>
+            </w:tcBorders>
+            <w:shd w:fill="FAFAFA" w:val="clear"/>
+            <w:tcMar>
+              <w:top w:type="dxa" w:w="60"/>
+              <w:left w:type="dxa" w:w="100"/>
+              <w:bottom w:type="dxa" w:w="60"/>
+              <w:right w:type="dxa" w:w="100"/>
+            </w:tcMar>
+          </w:tcPr>
+          <w:p>
+            <w:pPr>
+              <w:spacing w:before="0" w:after="0"/>
+            </w:pPr>
+            <w:r>
+              <w:rPr>
+                <w:sz w:val="18"/>
+                <w:szCs w:val="18"/>
+              </w:rPr>
+              <w:t>export-queue-sg.fifo/store-code-queue-sg.fifo両方DLQ未設定</w:t>
+            </w:r>
+          </w:p>
+        </w:tc>
+        <w:tc>
+          <w:tcPr>
+            <w:tcW w:type="dxa" w:w="1500"/>
+            <w:tcBorders>
+              <w:top w:val="single" w:color="CCCCCC" w:sz="4"/>
+              <w:left w:val="single" w:color="CCCCCC" w:sz="4"/>
+              <w:bottom w:val="single" w:color="CCCCCC" w:sz="4"/>
+              <w:right w:val="single" w:color="CCCCCC" w:sz="4"/>
+            </w:tcBorders>
+            <w:shd w:fill="FAFAFA" w:val="clear"/>
+            <w:tcMar>
+              <w:top w:type="dxa" w:w="60"/>
+              <w:left w:type="dxa" w:w="100"/>
+              <w:bottom w:type="dxa" w:w="60"/>
+              <w:right w:type="dxa" w:w="100"/>
+            </w:tcMar>
+          </w:tcPr>
+          <w:p>
+            <w:pPr>
+              <w:spacing w:before="0" w:after="0"/>
+            </w:pPr>
+            <w:r>
+              <w:rPr>
+                <w:sz w:val="18"/>
+                <w:szCs w:val="18"/>
+              </w:rPr>
+              <w:t>中</w:t>
+            </w:r>
+          </w:p>
+        </w:tc>
+        <w:tc>
+          <w:tcPr>
+            <w:tcW w:type="dxa" w:w="1504"/>
+            <w:tcBorders>
+              <w:top w:val="single" w:color="CCCCCC" w:sz="4"/>
+              <w:left w:val="single" w:color="CCCCCC" w:sz="4"/>
+              <w:bottom w:val="single" w:color="CCCCCC" w:sz="4"/>
+              <w:right w:val="single" w:color="CCCCCC" w:sz="4"/>
+            </w:tcBorders>
+            <w:shd w:fill="FAFAFA" w:val="clear"/>
+            <w:tcMar>
+              <w:top w:type="dxa" w:w="60"/>
+              <w:left w:type="dxa" w:w="100"/>
+              <w:bottom w:type="dxa" w:w="60"/>
+              <w:right w:type="dxa" w:w="100"/>
+            </w:tcMar>
+          </w:tcPr>
+          <w:p>
+            <w:pPr>
+              <w:spacing w:before="0" w:after="0"/>
+            </w:pPr>
+            <w:r>
+              <w:rPr>
+                <w:sz w:val="18"/>
+                <w:szCs w:val="18"/>
+              </w:rPr>
+              <w:t>⚠️近日</w:t>
+            </w:r>
+          </w:p>
+        </w:tc>
+      </w:tr>
+      <w:tr>
+        <w:tc>
+          <w:tcPr>
+            <w:tcW w:type="dxa" w:w="500"/>
+            <w:tcBorders>
+              <w:top w:val="single" w:color="CCCCCC" w:sz="4"/>
+              <w:left w:val="single" w:color="CCCCCC" w:sz="4"/>
+              <w:bottom w:val="single" w:color="CCCCCC" w:sz="4"/>
+              <w:right w:val="single" w:color="CCCCCC" w:sz="4"/>
+            </w:tcBorders>
+            <w:shd w:fill="FAFAFA" w:val="clear"/>
+            <w:tcMar>
+              <w:top w:type="dxa" w:w="60"/>
+              <w:left w:type="dxa" w:w="100"/>
+              <w:bottom w:type="dxa" w:w="60"/>
+              <w:right w:type="dxa" w:w="100"/>
+            </w:tcMar>
+          </w:tcPr>
+          <w:p>
+            <w:pPr>
+              <w:spacing w:before="0" w:after="0"/>
+            </w:pPr>
+            <w:r>
+              <w:rPr>
+                <w:sz w:val="18"/>
+                <w:szCs w:val="18"/>
+              </w:rPr>
+              <w:t>29</w:t>
+            </w:r>
+          </w:p>
+        </w:tc>
+        <w:tc>
+          <w:tcPr>
+            <w:tcW w:type="dxa" w:w="1800"/>
+            <w:tcBorders>
+              <w:top w:val="single" w:color="CCCCCC" w:sz="4"/>
+              <w:left w:val="single" w:color="CCCCCC" w:sz="4"/>
+              <w:bottom w:val="single" w:color="CCCCCC" w:sz="4"/>
+              <w:right w:val="single" w:color="CCCCCC" w:sz="4"/>
+            </w:tcBorders>
+            <w:shd w:fill="FAFAFA" w:val="clear"/>
+            <w:tcMar>
+              <w:top w:type="dxa" w:w="60"/>
+              <w:left w:type="dxa" w:w="100"/>
+              <w:bottom w:type="dxa" w:w="60"/>
+              <w:right w:type="dxa" w:w="100"/>
+            </w:tcMar>
+          </w:tcPr>
+          <w:p>
+            <w:pPr>
+              <w:spacing w:before="0" w:after="0"/>
+            </w:pPr>
+            <w:r>
+              <w:rPr>
+                <w:sz w:val="18"/>
+                <w:szCs w:val="18"/>
+              </w:rPr>
+              <w:t>RDS local_infile無効化(STG)</w:t>
+            </w:r>
+          </w:p>
+        </w:tc>
+        <w:tc>
+          <w:tcPr>
+            <w:tcW w:type="dxa" w:w="3200"/>
+            <w:tcBorders>
+              <w:top w:val="single" w:color="CCCCCC" w:sz="4"/>
+              <w:left w:val="single" w:color="CCCCCC" w:sz="4"/>
+              <w:bottom w:val="single" w:color="CCCCCC" w:sz="4"/>
+              <w:right w:val="single" w:color="CCCCCC" w:sz="4"/>
+            </w:tcBorders>
+            <w:shd w:fill="FAFAFA" w:val="clear"/>
+            <w:tcMar>
+              <w:top w:type="dxa" w:w="60"/>
+              <w:left w:type="dxa" w:w="100"/>
+              <w:bottom w:type="dxa" w:w="60"/>
+              <w:right w:type="dxa" w:w="100"/>
+            </w:tcMar>
+          </w:tcPr>
+          <w:p>
+            <w:pPr>
+              <w:spacing w:before="0" w:after="0"/>
+            </w:pPr>
+            <w:r>
+              <w:rPr>
+                <w:sz w:val="18"/>
+                <w:szCs w:val="18"/>
+              </w:rPr>
+              <w:t>ksm-posstg-db-cluster-pgにlocal_infile=1。セキュリティリスク</w:t>
+            </w:r>
+          </w:p>
+        </w:tc>
+        <w:tc>
+          <w:tcPr>
+            <w:tcW w:type="dxa" w:w="1500"/>
+            <w:tcBorders>
+              <w:top w:val="single" w:color="CCCCCC" w:sz="4"/>
+              <w:left w:val="single" w:color="CCCCCC" w:sz="4"/>
+              <w:bottom w:val="single" w:color="CCCCCC" w:sz="4"/>
+              <w:right w:val="single" w:color="CCCCCC" w:sz="4"/>
+            </w:tcBorders>
+            <w:shd w:fill="FAFAFA" w:val="clear"/>
+            <w:tcMar>
+              <w:top w:type="dxa" w:w="60"/>
+              <w:left w:type="dxa" w:w="100"/>
+              <w:bottom w:type="dxa" w:w="60"/>
+              <w:right w:type="dxa" w:w="100"/>
+            </w:tcMar>
+          </w:tcPr>
+          <w:p>
+            <w:pPr>
+              <w:spacing w:before="0" w:after="0"/>
+            </w:pPr>
+            <w:r>
+              <w:rPr>
+                <w:sz w:val="18"/>
+                <w:szCs w:val="18"/>
+              </w:rPr>
+              <w:t>中</w:t>
+            </w:r>
+          </w:p>
+        </w:tc>
+        <w:tc>
+          <w:tcPr>
+            <w:tcW w:type="dxa" w:w="1504"/>
+            <w:tcBorders>
+              <w:top w:val="single" w:color="CCCCCC" w:sz="4"/>
+              <w:left w:val="single" w:color="CCCCCC" w:sz="4"/>
+              <w:bottom w:val="single" w:color="CCCCCC" w:sz="4"/>
+              <w:right w:val="single" w:color="CCCCCC" w:sz="4"/>
+            </w:tcBorders>
+            <w:shd w:fill="FAFAFA" w:val="clear"/>
+            <w:tcMar>
+              <w:top w:type="dxa" w:w="60"/>
+              <w:left w:type="dxa" w:w="100"/>
+              <w:bottom w:type="dxa" w:w="60"/>
+              <w:right w:type="dxa" w:w="100"/>
+            </w:tcMar>
+          </w:tcPr>
+          <w:p>
+            <w:pPr>
+              <w:spacing w:before="0" w:after="0"/>
+            </w:pPr>
+            <w:r>
+              <w:rPr>
+                <w:sz w:val="18"/>
+                <w:szCs w:val="18"/>
+              </w:rPr>
+              <w:t>⚠️近日</w:t>
+            </w:r>
+          </w:p>
+        </w:tc>
+      </w:tr>
+      <w:tr>
+        <w:tc>
+          <w:tcPr>
+            <w:tcW w:type="dxa" w:w="500"/>
+            <w:tcBorders>
+              <w:top w:val="single" w:color="CCCCCC" w:sz="4"/>
+              <w:left w:val="single" w:color="CCCCCC" w:sz="4"/>
+              <w:bottom w:val="single" w:color="CCCCCC" w:sz="4"/>
+              <w:right w:val="single" w:color="CCCCCC" w:sz="4"/>
+            </w:tcBorders>
+            <w:shd w:fill="FAFAFA" w:val="clear"/>
+            <w:tcMar>
+              <w:top w:type="dxa" w:w="60"/>
+              <w:left w:type="dxa" w:w="100"/>
+              <w:bottom w:type="dxa" w:w="60"/>
+              <w:right w:type="dxa" w:w="100"/>
+            </w:tcMar>
+          </w:tcPr>
+          <w:p>
+            <w:pPr>
+              <w:spacing w:before="0" w:after="0"/>
+            </w:pPr>
+            <w:r>
+              <w:rPr>
+                <w:sz w:val="18"/>
+                <w:szCs w:val="18"/>
+              </w:rPr>
+              <w:t>30</w:t>
+            </w:r>
+          </w:p>
+        </w:tc>
+        <w:tc>
+          <w:tcPr>
+            <w:tcW w:type="dxa" w:w="1800"/>
+            <w:tcBorders>
+              <w:top w:val="single" w:color="CCCCCC" w:sz="4"/>
+              <w:left w:val="single" w:color="CCCCCC" w:sz="4"/>
+              <w:bottom w:val="single" w:color="CCCCCC" w:sz="4"/>
+              <w:right w:val="single" w:color="CCCCCC" w:sz="4"/>
+            </w:tcBorders>
+            <w:shd w:fill="FAFAFA" w:val="clear"/>
+            <w:tcMar>
+              <w:top w:type="dxa" w:w="60"/>
+              <w:left w:type="dxa" w:w="100"/>
+              <w:bottom w:type="dxa" w:w="60"/>
+              <w:right w:type="dxa" w:w="100"/>
+            </w:tcMar>
+          </w:tcPr>
+          <w:p>
+            <w:pPr>
+              <w:spacing w:before="0" w:after="0"/>
+            </w:pPr>
+            <w:r>
+              <w:rPr>
+                <w:sz w:val="18"/>
+                <w:szCs w:val="18"/>
+              </w:rPr>
+              <w:t>42_P003_history テーブル縮小(STG)</w:t>
+            </w:r>
+          </w:p>
+        </w:tc>
+        <w:tc>
+          <w:tcPr>
+            <w:tcW w:type="dxa" w:w="3200"/>
+            <w:tcBorders>
+              <w:top w:val="single" w:color="CCCCCC" w:sz="4"/>
+              <w:left w:val="single" w:color="CCCCCC" w:sz="4"/>
+              <w:bottom w:val="single" w:color="CCCCCC" w:sz="4"/>
+              <w:right w:val="single" w:color="CCCCCC" w:sz="4"/>
+            </w:tcBorders>
+            <w:shd w:fill="FAFAFA" w:val="clear"/>
+            <w:tcMar>
+              <w:top w:type="dxa" w:w="60"/>
+              <w:left w:type="dxa" w:w="100"/>
+              <w:bottom w:type="dxa" w:w="60"/>
+              <w:right w:type="dxa" w:w="100"/>
+            </w:tcMar>
+          </w:tcPr>
+          <w:p>
+            <w:pPr>
+              <w:spacing w:before="0" w:after="0"/>
+            </w:pPr>
+            <w:r>
+              <w:rPr>
+                <w:sz w:val="18"/>
+                <w:szCs w:val="18"/>
+              </w:rPr>
+              <w:t>1億行32GB肥大化によりimport-pos-master-shタイムアウト障害発生中</w:t>
+            </w:r>
+          </w:p>
+        </w:tc>
+        <w:tc>
+          <w:tcPr>
+            <w:tcW w:type="dxa" w:w="1500"/>
+            <w:tcBorders>
+              <w:top w:val="single" w:color="CCCCCC" w:sz="4"/>
+              <w:left w:val="single" w:color="CCCCCC" w:sz="4"/>
+              <w:bottom w:val="single" w:color="CCCCCC" w:sz="4"/>
+              <w:right w:val="single" w:color="CCCCCC" w:sz="4"/>
+            </w:tcBorders>
+            <w:shd w:fill="FAFAFA" w:val="clear"/>
+            <w:tcMar>
+              <w:top w:type="dxa" w:w="60"/>
+              <w:left w:type="dxa" w:w="100"/>
+              <w:bottom w:type="dxa" w:w="60"/>
+              <w:right w:type="dxa" w:w="100"/>
+            </w:tcMar>
+          </w:tcPr>
+          <w:p>
+            <w:pPr>
+              <w:spacing w:before="0" w:after="0"/>
+            </w:pPr>
+            <w:r>
+              <w:rPr>
+                <w:sz w:val="18"/>
+                <w:szCs w:val="18"/>
+              </w:rPr>
+              <w:t>高</w:t>
+            </w:r>
+          </w:p>
+        </w:tc>
+        <w:tc>
+          <w:tcPr>
+            <w:tcW w:type="dxa" w:w="1504"/>
+            <w:tcBorders>
+              <w:top w:val="single" w:color="CCCCCC" w:sz="4"/>
+              <w:left w:val="single" w:color="CCCCCC" w:sz="4"/>
+              <w:bottom w:val="single" w:color="CCCCCC" w:sz="4"/>
+              <w:right w:val="single" w:color="CCCCCC" w:sz="4"/>
+            </w:tcBorders>
+            <w:shd w:fill="FAFAFA" w:val="clear"/>
+            <w:tcMar>
+              <w:top w:type="dxa" w:w="60"/>
+              <w:left w:type="dxa" w:w="100"/>
+              <w:bottom w:type="dxa" w:w="60"/>
+              <w:right w:type="dxa" w:w="100"/>
+            </w:tcMar>
+          </w:tcPr>
+          <w:p>
+            <w:pPr>
+              <w:spacing w:before="0" w:after="0"/>
+            </w:pPr>
+            <w:r>
+              <w:rPr>
+                <w:sz w:val="18"/>
+                <w:szCs w:val="18"/>
+              </w:rPr>
+              <w:t>🔴緊急</w:t>
             </w:r>
           </w:p>
         </w:tc>
